--- a/Templates/ORDER_PD_No_ECC.docx
+++ b/Templates/ORDER_PD_No_ECC.docx
@@ -540,6 +540,15 @@
           <w:lang w:val="en-PH" w:eastAsia="en-PH"/>
         </w:rPr>
         <w:tab/>
+      </w:r>
+      <w:r>
+        <w:rPr>
+          <w:rFonts w:ascii="Bookman Old Style" w:eastAsia="Times New Roman" w:hAnsi="Bookman Old Style"/>
+          <w:color w:val="000000"/>
+          <w:sz w:val="24"/>
+          <w:szCs w:val="24"/>
+          <w:lang w:val="en-PH" w:eastAsia="en-PH"/>
+        </w:rPr>
         <w:t>For consideration before this Office is the Position Paper on Respondent’s case regarding its violation of the provisions of PD 1586.</w:t>
       </w:r>
     </w:p>
@@ -584,27 +593,7 @@
           <w:szCs w:val="24"/>
           <w:lang w:val="en-PH" w:eastAsia="en-PH"/>
         </w:rPr>
-        <w:t xml:space="preserve">Based </w:t>
-      </w:r>
-      <w:r>
-        <w:rPr>
-          <w:rFonts w:ascii="Bookman Old Style" w:eastAsia="Times New Roman" w:hAnsi="Bookman Old Style"/>
-          <w:color w:val="000000"/>
-          <w:sz w:val="24"/>
-          <w:szCs w:val="24"/>
-          <w:lang w:val="en-PH" w:eastAsia="en-PH"/>
-        </w:rPr>
-        <w:t xml:space="preserve">on the inspection conducted by the technical personnel of this </w:t>
-      </w:r>
-      <w:r>
-        <w:rPr>
-          <w:rFonts w:ascii="Bookman Old Style" w:eastAsia="Times New Roman" w:hAnsi="Bookman Old Style"/>
-          <w:color w:val="000000"/>
-          <w:sz w:val="24"/>
-          <w:szCs w:val="24"/>
-          <w:lang w:val="en-PH" w:eastAsia="en-PH"/>
-        </w:rPr>
-        <w:t xml:space="preserve">Office </w:t>
+        <w:t xml:space="preserve">Based on the inspection conducted by the technical personnel of this Office </w:t>
       </w:r>
       <w:r>
         <w:rPr>
@@ -671,64 +660,38 @@
       <w:r>
         <w:rPr>
           <w:rFonts w:ascii="Bookman Old Style" w:hAnsi="Bookman Old Style"/>
-          <w:bCs/>
           <w:iCs/>
           <w:color w:val="000000"/>
           <w:sz w:val="24"/>
           <w:lang w:eastAsia="en-PH"/>
         </w:rPr>
-        <w:t>{% for v in</w:t>
+        <w:t>{% for v in findings %}</w:t>
       </w:r>
       <w:r>
         <w:rPr>
           <w:rFonts w:ascii="Bookman Old Style" w:hAnsi="Bookman Old Style"/>
-          <w:bCs/>
           <w:iCs/>
           <w:color w:val="000000"/>
           <w:sz w:val="24"/>
           <w:lang w:eastAsia="en-PH"/>
         </w:rPr>
-        <w:t xml:space="preserve"> findings</w:t>
-      </w:r>
+        <w:t xml:space="preserve"> </w:t>
+      </w:r>
+      <w:proofErr w:type="gramStart"/>
       <w:r>
         <w:rPr>
           <w:rFonts w:ascii="Bookman Old Style" w:hAnsi="Bookman Old Style"/>
-          <w:bCs/>
           <w:iCs/>
           <w:color w:val="000000"/>
           <w:sz w:val="24"/>
           <w:lang w:eastAsia="en-PH"/>
         </w:rPr>
-        <w:t xml:space="preserve"> %}</w:t>
-      </w:r>
+        <w:t>{{ v</w:t>
+      </w:r>
+      <w:proofErr w:type="gramEnd"/>
       <w:r>
         <w:rPr>
           <w:rFonts w:ascii="Bookman Old Style" w:hAnsi="Bookman Old Style"/>
-          <w:bCs/>
-          <w:iCs/>
-          <w:color w:val="000000"/>
-          <w:sz w:val="24"/>
-          <w:lang w:eastAsia="en-PH"/>
-        </w:rPr>
-        <w:t xml:space="preserve"> </w:t>
-      </w:r>
-      <w:proofErr w:type="gramStart"/>
-      <w:r>
-        <w:rPr>
-          <w:rFonts w:ascii="Bookman Old Style" w:hAnsi="Bookman Old Style"/>
-          <w:bCs/>
-          <w:iCs/>
-          <w:color w:val="000000"/>
-          <w:sz w:val="24"/>
-          <w:lang w:eastAsia="en-PH"/>
-        </w:rPr>
-        <w:t>{{ v</w:t>
-      </w:r>
-      <w:proofErr w:type="gramEnd"/>
-      <w:r>
-        <w:rPr>
-          <w:rFonts w:ascii="Bookman Old Style" w:hAnsi="Bookman Old Style"/>
-          <w:bCs/>
           <w:iCs/>
           <w:color w:val="000000"/>
           <w:sz w:val="24"/>
